--- a/jazzx-design-studio/one-pagers/16-Documenting-Improvement.docx
+++ b/jazzx-design-studio/one-pagers/16-Documenting-Improvement.docx
@@ -1316,7 +1316,7 @@
         <w:pStyle w:val="ListParagraph"/>
         <w:numPr>
           <w:ilvl w:val="0"/>
-          <w:numId w:val="2"/>
+          <w:numId w:val="4"/>
         </w:numPr>
         <w:spacing w:after="80" w:line="276"/>
       </w:pPr>
@@ -1335,7 +1335,7 @@
         <w:pStyle w:val="ListParagraph"/>
         <w:numPr>
           <w:ilvl w:val="0"/>
-          <w:numId w:val="2"/>
+          <w:numId w:val="4"/>
         </w:numPr>
         <w:spacing w:after="80" w:line="276"/>
       </w:pPr>
@@ -1354,7 +1354,7 @@
         <w:pStyle w:val="ListParagraph"/>
         <w:numPr>
           <w:ilvl w:val="0"/>
-          <w:numId w:val="2"/>
+          <w:numId w:val="4"/>
         </w:numPr>
         <w:spacing w:after="80" w:line="276"/>
       </w:pPr>
@@ -1373,7 +1373,7 @@
         <w:pStyle w:val="ListParagraph"/>
         <w:numPr>
           <w:ilvl w:val="0"/>
-          <w:numId w:val="2"/>
+          <w:numId w:val="4"/>
         </w:numPr>
         <w:spacing w:after="80" w:line="276"/>
       </w:pPr>
@@ -1392,7 +1392,7 @@
         <w:pStyle w:val="ListParagraph"/>
         <w:numPr>
           <w:ilvl w:val="0"/>
-          <w:numId w:val="2"/>
+          <w:numId w:val="4"/>
         </w:numPr>
         <w:spacing w:after="80" w:line="276"/>
       </w:pPr>
@@ -1411,7 +1411,7 @@
         <w:pStyle w:val="ListParagraph"/>
         <w:numPr>
           <w:ilvl w:val="0"/>
-          <w:numId w:val="2"/>
+          <w:numId w:val="4"/>
         </w:numPr>
         <w:spacing w:after="80" w:line="276"/>
       </w:pPr>
@@ -1430,7 +1430,7 @@
         <w:pStyle w:val="ListParagraph"/>
         <w:numPr>
           <w:ilvl w:val="0"/>
-          <w:numId w:val="2"/>
+          <w:numId w:val="4"/>
         </w:numPr>
         <w:spacing w:after="80" w:line="276"/>
       </w:pPr>
@@ -4868,6 +4868,12 @@
   </w:num>
   <w:num w:numId="3">
     <w:abstractNumId w:val="2"/>
+    <w:lvlOverride w:ilvl="0">
+      <w:startOverride w:val="1"/>
+    </w:lvlOverride>
+  </w:num>
+  <w:num w:numId="4">
+    <w:abstractNumId w:val="3"/>
     <w:lvlOverride w:ilvl="0">
       <w:startOverride w:val="1"/>
     </w:lvlOverride>
